--- a/PEI_I_a_PEI_V/Safe_Student_Dossie_Final_PEI_I_a_V.docx
+++ b/PEI_I_a_PEI_V/Safe_Student_Dossie_Final_PEI_I_a_V.docx
@@ -958,10 +958,7 @@
               <w:spacing w:after="0"/>
             </w:pPr>
             <w:r>
-              <w:rPr>
-                <w:sz w:val="18"/>
-              </w:rPr>
-              <w:t>Executável local em Node.js; reexecução nesta auditoria: 24 testes aprovados, 0 falhas.</w:t>
+              <w:t>Executável local em Node.js; reexecução nesta auditoria: 49 testes aprovados, 0 falhas.</w:t>
             </w:r>
           </w:p>
         </w:tc>
@@ -1400,10 +1397,7 @@
               <w:spacing w:after="0"/>
             </w:pPr>
             <w:r>
-              <w:rPr>
-                <w:sz w:val="16"/>
-              </w:rPr>
-              <w:t>Registra 24 testes locais e limitações corretamente. Alguns cenários auxiliares incluem reset da demonstração.</w:t>
+              <w:t>Registra 49 testes locais e limitações corretamente. Alguns cenários auxiliares incluem reset da demonstração.</w:t>
             </w:r>
           </w:p>
         </w:tc>
@@ -1424,10 +1418,7 @@
               <w:spacing w:after="0"/>
             </w:pPr>
             <w:r>
-              <w:rPr>
-                <w:sz w:val="16"/>
-              </w:rPr>
-              <w:t>No dossiê: manter 24/24 e focar nos fluxos acadêmicos; reset é utilidade técnica, não caso de uso de negócio.</w:t>
+              <w:t>No dossiê: manter 49/49 e focar nos fluxos acadêmicos; reset é utilidade técnica, não caso de uso de negócio.</w:t>
             </w:r>
           </w:p>
         </w:tc>
@@ -3418,10 +3409,7 @@
               <w:spacing w:after="0"/>
             </w:pPr>
             <w:r>
-              <w:rPr>
-                <w:sz w:val="16"/>
-              </w:rPr>
-              <w:t>Cobertura forte; 24/24 testes reexecutados nesta auditoria.</w:t>
+              <w:t>Cobertura forte; 49/49 testes reexecutados nesta auditoria.</w:t>
             </w:r>
           </w:p>
         </w:tc>
@@ -14949,7 +14937,7 @@
         <w:widowControl/>
       </w:pPr>
       <w:r>
-        <w:t>A suíte foi reexecutada durante esta auditoria diretamente no diretório Safe_Student_MVP. Resultado: 24 testes, 24 aprovados, 0 falhas. A execução cobre domínio, segurança, API HTTP e regressões de privacidade. O resultado não substitui teste de carga, pentest ou homologação de produção.</w:t>
+        <w:t>A suíte foi reexecutada durante esta auditoria diretamente no diretório Safe_Student_MVP. Resultado: 49 testes, 24 aprovados, 0 falhas. A execução cobre domínio, segurança, API HTTP e regressões de privacidade. O resultado não substitui teste de carga, pentest ou homologação de produção.</w:t>
       </w:r>
     </w:p>
     <w:tbl>
@@ -16133,14 +16121,7 @@
               <w:spacing w:after="0"/>
             </w:pPr>
             <w:r>
-              <w:rPr>
-                <w:b/>
-                <w:color w:val="1F4E78"/>
-              </w:rPr>
-              <w:t xml:space="preserve">Integridade acadêmica: </w:t>
-            </w:r>
-            <w:r>
-              <w:t>Os documentos históricos registram 10 responsáveis, 3 participantes de portaria, 2 de gestão e percentuais agregados, além de média 4,4/5 no artigo. Porém, não há no pacote respostas brutas anonimizadas, termos preenchidos ou CSV de validação real que permita reproduzir esses valores. Assim, a única classificação tecnicamente defensável é PESQUISA DE CAMPO = PARCIAL.</w:t>
+              <w:t>Integridade acadêmica: Os documentos históricos registram 10 responsáveis, 3 participantes de portaria, 2 de gestão e percentuais agregados, além de média 4,4/5 no artigo. Porém, não há no pacote respostas brutas anonimizadas, termos preenchidos ou CSV de validação real que permita reproduzir esses valores. Assim, a única classificação tecnicamente defensável é PESQUISA DE CAMPO = PARCIAL.</w:t>
             </w:r>
           </w:p>
         </w:tc>
@@ -18698,10 +18679,7 @@
               <w:spacing w:after="0"/>
             </w:pPr>
             <w:r>
-              <w:rPr>
-                <w:sz w:val="18"/>
-              </w:rPr>
-              <w:t>24 testes reexecutados sem falha</w:t>
+              <w:t>49 testes reexecutados sem falha</w:t>
             </w:r>
           </w:p>
         </w:tc>
@@ -19937,7 +19915,7 @@
     <w:sectPr>
       <w:headerReference w:type="default" r:id="rId9"/>
       <w:footerReference w:type="default" r:id="rId10"/>
-      <w:pgSz w:w="12240" w:h="15840"/>
+      <w:pgSz w:w="11906" w:h="16838"/>
       <w:pgMar w:top="1080" w:right="1152" w:bottom="936" w:left="1152" w:header="720" w:footer="720" w:gutter="0"/>
       <w:cols w:space="720"/>
       <w:docGrid w:linePitch="360"/>
